--- a/Link Budget/Radio Link Except Telecommand.docx
+++ b/Link Budget/Radio Link Except Telecommand.docx
@@ -73,18 +73,19 @@
               <w:keepNext w:val="false"/>
               <w:keepLines w:val="false"/>
               <w:widowControl w:val="false"/>
-              <w:pBdr/>
               <w:shd w:val="clear" w:fill="auto"/>
               <w:spacing w:lineRule="auto" w:line="240" w:before="0" w:after="0"/>
               <w:ind w:hanging="0" w:left="0" w:right="0"/>
-              <w:jc w:val="left"/>
-              <w:rPr>
-                <w:sz w:val="24"/>
-                <w:szCs w:val="24"/>
-              </w:rPr>
-            </w:pPr>
-            <w:r>
-              <w:rPr>
+              <w:jc w:val="center"/>
+              <w:rPr>
+                <w:b/>
+                <w:bCs/>
+              </w:rPr>
+            </w:pPr>
+            <w:r>
+              <w:rPr>
+                <w:b/>
+                <w:bCs/>
                 <w:sz w:val="24"/>
                 <w:szCs w:val="24"/>
               </w:rPr>
@@ -109,18 +110,19 @@
               <w:keepNext w:val="false"/>
               <w:keepLines w:val="false"/>
               <w:widowControl w:val="false"/>
-              <w:pBdr/>
               <w:shd w:val="clear" w:fill="auto"/>
               <w:spacing w:lineRule="auto" w:line="240" w:before="0" w:after="0"/>
               <w:ind w:hanging="0" w:left="0" w:right="0"/>
-              <w:jc w:val="left"/>
-              <w:rPr>
-                <w:sz w:val="24"/>
-                <w:szCs w:val="24"/>
-              </w:rPr>
-            </w:pPr>
-            <w:r>
-              <w:rPr>
+              <w:jc w:val="center"/>
+              <w:rPr>
+                <w:b/>
+                <w:bCs/>
+              </w:rPr>
+            </w:pPr>
+            <w:r>
+              <w:rPr>
+                <w:b/>
+                <w:bCs/>
                 <w:sz w:val="24"/>
                 <w:szCs w:val="24"/>
               </w:rPr>
@@ -163,10 +165,8 @@
               </w:tabs>
               <w:spacing w:lineRule="auto" w:line="240"/>
               <w:ind w:hanging="2"/>
-              <w:rPr>
-                <w:sz w:val="24"/>
-                <w:szCs w:val="24"/>
-              </w:rPr>
+              <w:jc w:val="center"/>
+              <w:rPr/>
             </w:pPr>
             <w:r>
               <w:rPr>
@@ -209,10 +209,8 @@
               </w:tabs>
               <w:spacing w:lineRule="auto" w:line="240"/>
               <w:ind w:hanging="2"/>
-              <w:rPr>
-                <w:sz w:val="24"/>
-                <w:szCs w:val="24"/>
-              </w:rPr>
+              <w:jc w:val="center"/>
+              <w:rPr/>
             </w:pPr>
             <w:r>
               <w:rPr>
@@ -265,10 +263,8 @@
               </w:tabs>
               <w:spacing w:lineRule="auto" w:line="240"/>
               <w:ind w:hanging="2"/>
-              <w:rPr>
-                <w:sz w:val="24"/>
-                <w:szCs w:val="24"/>
-              </w:rPr>
+              <w:jc w:val="center"/>
+              <w:rPr/>
             </w:pPr>
             <w:r>
               <w:rPr>
@@ -311,10 +307,8 @@
               </w:tabs>
               <w:spacing w:lineRule="auto" w:line="240"/>
               <w:ind w:hanging="2"/>
-              <w:rPr>
-                <w:sz w:val="24"/>
-                <w:szCs w:val="24"/>
-              </w:rPr>
+              <w:jc w:val="center"/>
+              <w:rPr/>
             </w:pPr>
             <w:r>
               <w:rPr>
@@ -360,10 +354,8 @@
               </w:tabs>
               <w:spacing w:lineRule="auto" w:line="240"/>
               <w:ind w:hanging="2"/>
-              <w:rPr>
-                <w:sz w:val="24"/>
-                <w:szCs w:val="24"/>
-              </w:rPr>
+              <w:jc w:val="center"/>
+              <w:rPr/>
             </w:pPr>
             <w:r>
               <w:rPr>
@@ -406,10 +398,8 @@
               </w:tabs>
               <w:spacing w:lineRule="auto" w:line="240"/>
               <w:ind w:hanging="2"/>
-              <w:rPr>
-                <w:sz w:val="24"/>
-                <w:szCs w:val="24"/>
-              </w:rPr>
+              <w:jc w:val="center"/>
+              <w:rPr/>
             </w:pPr>
             <w:r>
               <w:rPr>
@@ -455,10 +445,8 @@
               </w:tabs>
               <w:spacing w:lineRule="auto" w:line="240"/>
               <w:ind w:hanging="2"/>
-              <w:rPr>
-                <w:sz w:val="24"/>
-                <w:szCs w:val="24"/>
-              </w:rPr>
+              <w:jc w:val="center"/>
+              <w:rPr/>
             </w:pPr>
             <w:r>
               <w:rPr>
@@ -501,10 +489,8 @@
               </w:tabs>
               <w:spacing w:lineRule="auto" w:line="240"/>
               <w:ind w:hanging="2"/>
-              <w:rPr>
-                <w:sz w:val="24"/>
-                <w:szCs w:val="24"/>
-              </w:rPr>
+              <w:jc w:val="center"/>
+              <w:rPr/>
             </w:pPr>
             <w:r>
               <w:rPr>
@@ -550,10 +536,8 @@
               </w:tabs>
               <w:spacing w:lineRule="auto" w:line="240"/>
               <w:ind w:hanging="2"/>
-              <w:rPr>
-                <w:sz w:val="24"/>
-                <w:szCs w:val="24"/>
-              </w:rPr>
+              <w:jc w:val="center"/>
+              <w:rPr/>
             </w:pPr>
             <w:r>
               <w:rPr>
@@ -596,10 +580,8 @@
               </w:tabs>
               <w:spacing w:lineRule="auto" w:line="240"/>
               <w:ind w:hanging="2"/>
-              <w:rPr>
-                <w:sz w:val="24"/>
-                <w:szCs w:val="24"/>
-              </w:rPr>
+              <w:jc w:val="center"/>
+              <w:rPr/>
             </w:pPr>
             <w:r>
               <w:rPr>
@@ -645,10 +627,8 @@
               </w:tabs>
               <w:spacing w:lineRule="auto" w:line="240"/>
               <w:ind w:hanging="2"/>
-              <w:rPr>
-                <w:sz w:val="24"/>
-                <w:szCs w:val="24"/>
-              </w:rPr>
+              <w:jc w:val="center"/>
+              <w:rPr/>
             </w:pPr>
             <w:r>
               <w:rPr>
@@ -691,10 +671,8 @@
               </w:tabs>
               <w:spacing w:lineRule="auto" w:line="240"/>
               <w:ind w:hanging="2"/>
-              <w:rPr>
-                <w:sz w:val="24"/>
-                <w:szCs w:val="24"/>
-              </w:rPr>
+              <w:jc w:val="center"/>
+              <w:rPr/>
             </w:pPr>
             <w:r>
               <w:rPr>
@@ -740,10 +718,8 @@
               </w:tabs>
               <w:spacing w:lineRule="auto" w:line="240"/>
               <w:ind w:hanging="2"/>
-              <w:rPr>
-                <w:sz w:val="24"/>
-                <w:szCs w:val="24"/>
-              </w:rPr>
+              <w:jc w:val="center"/>
+              <w:rPr/>
             </w:pPr>
             <w:r>
               <w:rPr>
@@ -786,10 +762,8 @@
               </w:tabs>
               <w:spacing w:lineRule="auto" w:line="240"/>
               <w:ind w:hanging="2"/>
-              <w:rPr>
-                <w:sz w:val="24"/>
-                <w:szCs w:val="24"/>
-              </w:rPr>
+              <w:jc w:val="center"/>
+              <w:rPr/>
             </w:pPr>
             <w:r>
               <w:rPr>
@@ -835,10 +809,8 @@
               </w:tabs>
               <w:spacing w:lineRule="auto" w:line="240"/>
               <w:ind w:hanging="2"/>
-              <w:rPr>
-                <w:sz w:val="24"/>
-                <w:szCs w:val="24"/>
-              </w:rPr>
+              <w:jc w:val="center"/>
+              <w:rPr/>
             </w:pPr>
             <w:r>
               <w:rPr>
@@ -881,10 +853,8 @@
               </w:tabs>
               <w:spacing w:lineRule="auto" w:line="240"/>
               <w:ind w:hanging="2"/>
-              <w:rPr>
-                <w:sz w:val="24"/>
-                <w:szCs w:val="24"/>
-              </w:rPr>
+              <w:jc w:val="center"/>
+              <w:rPr/>
             </w:pPr>
             <w:r>
               <w:rPr>
@@ -930,10 +900,8 @@
               </w:tabs>
               <w:spacing w:lineRule="auto" w:line="240"/>
               <w:ind w:hanging="2"/>
-              <w:rPr>
-                <w:sz w:val="24"/>
-                <w:szCs w:val="24"/>
-              </w:rPr>
+              <w:jc w:val="center"/>
+              <w:rPr/>
             </w:pPr>
             <w:r>
               <w:rPr>
@@ -976,10 +944,8 @@
               </w:tabs>
               <w:spacing w:lineRule="auto" w:line="240"/>
               <w:ind w:hanging="2"/>
-              <w:rPr>
-                <w:sz w:val="24"/>
-                <w:szCs w:val="24"/>
-              </w:rPr>
+              <w:jc w:val="center"/>
+              <w:rPr/>
             </w:pPr>
             <w:r>
               <w:rPr>
@@ -1025,10 +991,8 @@
               </w:tabs>
               <w:spacing w:lineRule="auto" w:line="240"/>
               <w:ind w:hanging="2"/>
-              <w:rPr>
-                <w:sz w:val="24"/>
-                <w:szCs w:val="24"/>
-              </w:rPr>
+              <w:jc w:val="center"/>
+              <w:rPr/>
             </w:pPr>
             <w:r>
               <w:rPr>
@@ -1071,10 +1035,8 @@
               </w:tabs>
               <w:spacing w:lineRule="auto" w:line="240"/>
               <w:ind w:hanging="2"/>
-              <w:rPr>
-                <w:sz w:val="24"/>
-                <w:szCs w:val="24"/>
-              </w:rPr>
+              <w:jc w:val="center"/>
+              <w:rPr/>
             </w:pPr>
             <w:r>
               <w:rPr>
@@ -1120,10 +1082,8 @@
               </w:tabs>
               <w:spacing w:lineRule="auto" w:line="240"/>
               <w:ind w:hanging="2"/>
-              <w:rPr>
-                <w:sz w:val="24"/>
-                <w:szCs w:val="24"/>
-              </w:rPr>
+              <w:jc w:val="center"/>
+              <w:rPr/>
             </w:pPr>
             <w:r>
               <w:rPr>
@@ -1166,10 +1126,8 @@
               </w:tabs>
               <w:spacing w:lineRule="auto" w:line="240"/>
               <w:ind w:hanging="2"/>
-              <w:rPr>
-                <w:sz w:val="24"/>
-                <w:szCs w:val="24"/>
-              </w:rPr>
+              <w:jc w:val="center"/>
+              <w:rPr/>
             </w:pPr>
             <w:r>
               <w:rPr>
@@ -1217,15 +1175,13 @@
               </w:tabs>
               <w:spacing w:lineRule="auto" w:line="240"/>
               <w:ind w:hanging="2"/>
+              <w:jc w:val="center"/>
+              <w:rPr/>
+            </w:pPr>
+            <w:r>
               <w:rPr>
                 <w:b/>
                 <w:bCs/>
-              </w:rPr>
-            </w:pPr>
-            <w:r>
-              <w:rPr>
-                <w:b/>
-                <w:bCs/>
                 <w:sz w:val="24"/>
                 <w:szCs w:val="24"/>
               </w:rPr>
@@ -1265,10 +1221,8 @@
               </w:tabs>
               <w:spacing w:lineRule="auto" w:line="240"/>
               <w:ind w:hanging="2"/>
-              <w:rPr>
-                <w:b/>
-                <w:bCs/>
-              </w:rPr>
+              <w:jc w:val="center"/>
+              <w:rPr/>
             </w:pPr>
             <w:r>
               <w:rPr>
@@ -1525,6 +1479,7 @@
     <w:qFormat/>
     <w:pPr>
       <w:widowControl/>
+      <w:suppressAutoHyphens w:val="true"/>
       <w:bidi w:val="0"/>
       <w:spacing w:lineRule="auto" w:line="276" w:before="0" w:after="0"/>
       <w:jc w:val="left"/>
@@ -1707,6 +1662,7 @@
     <w:qFormat/>
     <w:pPr>
       <w:widowControl/>
+      <w:suppressAutoHyphens w:val="true"/>
       <w:bidi w:val="0"/>
       <w:spacing w:lineRule="auto" w:line="276" w:before="0" w:after="0"/>
       <w:jc w:val="left"/>

--- a/Link Budget/Radio Link Except Telecommand.docx
+++ b/Link Budget/Radio Link Except Telecommand.docx
@@ -2,6 +2,114 @@
 <file path=word/document.xml><?xml version="1.0" encoding="utf-8"?>
 <w:document xmlns:o="urn:schemas-microsoft-com:office:office" xmlns:r="http://schemas.openxmlformats.org/officeDocument/2006/relationships" xmlns:v="urn:schemas-microsoft-com:vml" xmlns:w="http://schemas.openxmlformats.org/wordprocessingml/2006/main" xmlns:w10="urn:schemas-microsoft-com:office:word" xmlns:wp="http://schemas.openxmlformats.org/drawingml/2006/wordprocessingDrawing" xmlns:wps="http://schemas.microsoft.com/office/word/2010/wordprocessingShape" xmlns:wpg="http://schemas.microsoft.com/office/word/2010/wordprocessingGroup" xmlns:mc="http://schemas.openxmlformats.org/markup-compatibility/2006" xmlns:wp14="http://schemas.microsoft.com/office/word/2010/wordprocessingDrawing" xmlns:w14="http://schemas.microsoft.com/office/word/2010/wordml" xmlns:w15="http://schemas.microsoft.com/office/word/2012/wordml" mc:Ignorable="w14 wp14 w15">
   <w:body>
+    <w:p>
+      <w:pPr>
+        <w:pStyle w:val="normal1"/>
+        <w:widowControl w:val="false"/>
+        <w:tabs>
+          <w:tab w:val="clear" w:pos="720"/>
+          <w:tab w:val="left" w:pos="560" w:leader="none"/>
+          <w:tab w:val="left" w:pos="1120" w:leader="none"/>
+          <w:tab w:val="left" w:pos="1680" w:leader="none"/>
+          <w:tab w:val="left" w:pos="2240" w:leader="none"/>
+          <w:tab w:val="left" w:pos="2800" w:leader="none"/>
+          <w:tab w:val="left" w:pos="3360" w:leader="none"/>
+          <w:tab w:val="left" w:pos="3920" w:leader="none"/>
+          <w:tab w:val="left" w:pos="4480" w:leader="none"/>
+          <w:tab w:val="left" w:pos="5040" w:leader="none"/>
+          <w:tab w:val="left" w:pos="5600" w:leader="none"/>
+          <w:tab w:val="left" w:pos="6160" w:leader="none"/>
+          <w:tab w:val="left" w:pos="6720" w:leader="none"/>
+        </w:tabs>
+        <w:spacing w:lineRule="auto" w:line="240"/>
+        <w:ind w:hanging="2"/>
+        <w:rPr>
+          <w:sz w:val="24"/>
+          <w:szCs w:val="24"/>
+        </w:rPr>
+      </w:pPr>
+      <w:r>
+        <w:rPr>
+          <w:sz w:val="24"/>
+          <w:szCs w:val="24"/>
+        </w:rPr>
+      </w:r>
+    </w:p>
+    <w:p>
+      <w:pPr>
+        <w:pStyle w:val="normal1"/>
+        <w:widowControl w:val="false"/>
+        <w:tabs>
+          <w:tab w:val="clear" w:pos="720"/>
+          <w:tab w:val="left" w:pos="560" w:leader="none"/>
+          <w:tab w:val="left" w:pos="1120" w:leader="none"/>
+          <w:tab w:val="left" w:pos="1680" w:leader="none"/>
+          <w:tab w:val="left" w:pos="2240" w:leader="none"/>
+          <w:tab w:val="left" w:pos="2800" w:leader="none"/>
+          <w:tab w:val="left" w:pos="3360" w:leader="none"/>
+          <w:tab w:val="left" w:pos="3920" w:leader="none"/>
+          <w:tab w:val="left" w:pos="4480" w:leader="none"/>
+          <w:tab w:val="left" w:pos="5040" w:leader="none"/>
+          <w:tab w:val="left" w:pos="5600" w:leader="none"/>
+          <w:tab w:val="left" w:pos="6160" w:leader="none"/>
+          <w:tab w:val="left" w:pos="6720" w:leader="none"/>
+        </w:tabs>
+        <w:spacing w:lineRule="auto" w:line="240"/>
+        <w:ind w:hanging="2"/>
+        <w:rPr>
+          <w:sz w:val="24"/>
+          <w:szCs w:val="24"/>
+        </w:rPr>
+      </w:pPr>
+      <w:r>
+        <w:rPr>
+          <w:sz w:val="24"/>
+          <w:szCs w:val="24"/>
+        </w:rPr>
+      </w:r>
+    </w:p>
+    <w:p>
+      <w:pPr>
+        <w:pStyle w:val="normal1"/>
+        <w:widowControl w:val="false"/>
+        <w:tabs>
+          <w:tab w:val="clear" w:pos="720"/>
+          <w:tab w:val="left" w:pos="560" w:leader="none"/>
+          <w:tab w:val="left" w:pos="1120" w:leader="none"/>
+          <w:tab w:val="left" w:pos="1680" w:leader="none"/>
+          <w:tab w:val="left" w:pos="2240" w:leader="none"/>
+          <w:tab w:val="left" w:pos="2800" w:leader="none"/>
+          <w:tab w:val="left" w:pos="3360" w:leader="none"/>
+          <w:tab w:val="left" w:pos="3920" w:leader="none"/>
+          <w:tab w:val="left" w:pos="4480" w:leader="none"/>
+          <w:tab w:val="left" w:pos="5040" w:leader="none"/>
+          <w:tab w:val="left" w:pos="5600" w:leader="none"/>
+          <w:tab w:val="left" w:pos="6160" w:leader="none"/>
+          <w:tab w:val="left" w:pos="6720" w:leader="none"/>
+        </w:tabs>
+        <w:spacing w:lineRule="auto" w:line="240"/>
+        <w:ind w:hanging="2"/>
+        <w:rPr>
+          <w:b/>
+          <w:bCs/>
+          <w:sz w:val="28"/>
+          <w:szCs w:val="28"/>
+        </w:rPr>
+      </w:pPr>
+      <w:r>
+        <w:rPr>
+          <w:b/>
+          <w:bCs/>
+          <w:sz w:val="28"/>
+          <w:szCs w:val="28"/>
+        </w:rPr>
+        <w:tab/>
+        <w:tab/>
+        <w:tab/>
+        <w:tab/>
+        <w:t>Radio Link Except Telecommand</w:t>
+      </w:r>
+    </w:p>
     <w:p>
       <w:pPr>
         <w:pStyle w:val="normal1"/>

--- a/Link Budget/Radio Link Except Telecommand.docx
+++ b/Link Budget/Radio Link Except Telecommand.docx
@@ -514,7 +514,35 @@
                 <w:sz w:val="24"/>
                 <w:szCs w:val="24"/>
               </w:rPr>
-              <w:t>437.5 MHz</w:t>
+              <w:t>43</w:t>
+            </w:r>
+            <w:r>
+              <w:rPr>
+                <w:sz w:val="24"/>
+                <w:szCs w:val="24"/>
+              </w:rPr>
+              <w:t>6</w:t>
+            </w:r>
+            <w:r>
+              <w:rPr>
+                <w:sz w:val="24"/>
+                <w:szCs w:val="24"/>
+              </w:rPr>
+              <w:t>.</w:t>
+            </w:r>
+            <w:r>
+              <w:rPr>
+                <w:sz w:val="24"/>
+                <w:szCs w:val="24"/>
+              </w:rPr>
+              <w:t>6</w:t>
+            </w:r>
+            <w:r>
+              <w:rPr>
+                <w:sz w:val="24"/>
+                <w:szCs w:val="24"/>
+              </w:rPr>
+              <w:t xml:space="preserve"> MHz</w:t>
             </w:r>
           </w:p>
         </w:tc>
